--- a/content-pipeline/campaign-ben-thanh/word/011_best-rooftop-bars-near-ben-thanh.docx
+++ b/content-pipeline/campaign-ben-thanh/word/011_best-rooftop-bars-near-ben-thanh.docx
@@ -157,7 +157,7 @@
           <w:color w:val="1B365D"/>
           <w:sz w:val="32"/>
         </w:rPr>
-        <w:t>1. Introduction: When Saigon Kindles Her Constellations</w:t>
+        <w:t>Introduction: When Saigon Kindles Her Constellations</w:t>
       </w:r>
     </w:p>
     <w:p>
@@ -210,7 +210,7 @@
           <w:color w:val="1B365D"/>
           <w:sz w:val="32"/>
         </w:rPr>
-        <w:t>2. Terroir Mixology: The Rise of Vietnamese Craft Cocktails</w:t>
+        <w:t>Terroir Mixology: The Rise of Vietnamese Craft Cocktails</w:t>
       </w:r>
     </w:p>
     <w:p>
@@ -334,7 +334,7 @@
           <w:color w:val="1B365D"/>
           <w:sz w:val="32"/>
         </w:rPr>
-        <w:t>3. Four Unrivaled Rooftop Vantage Points Overlooking Ben Thanh</w:t>
+        <w:t>Four Unrivaled Rooftop Vantage Points Overlooking Ben Thanh</w:t>
       </w:r>
     </w:p>
     <w:p>
@@ -362,7 +362,7 @@
           <w:color w:val="D97706"/>
           <w:sz w:val="26"/>
         </w:rPr>
-        <w:t>1. The Clocktower Overlook Lounges (Phan Boi Chau &amp; Le Lai)</w:t>
+        <w:t>The Clocktower Overlook Lounges (Phan Boi Chau &amp; Le Lai)</w:t>
       </w:r>
     </w:p>
     <w:p>
@@ -499,7 +499,7 @@
           <w:color w:val="D97706"/>
           <w:sz w:val="26"/>
         </w:rPr>
-        <w:t>2. Heritage Roof Perches of Ton That Thiep &amp; Huynh Thuc Khang</w:t>
+        <w:t>Heritage Roof Perches of Ton That Thiep &amp; Huynh Thuc Khang</w:t>
       </w:r>
     </w:p>
     <w:p>
@@ -636,7 +636,7 @@
           <w:color w:val="D97706"/>
           <w:sz w:val="26"/>
         </w:rPr>
-        <w:t>3. Grand Panoramas on Le Loi &amp; Nam Ky Khoi Nghia</w:t>
+        <w:t>Grand Panoramas on Le Loi &amp; Nam Ky Khoi Nghia</w:t>
       </w:r>
     </w:p>
     <w:p>
@@ -785,7 +785,7 @@
           <w:color w:val="1B365D"/>
           <w:sz w:val="32"/>
         </w:rPr>
-        <w:t>4. The Subterranean Realm: Hidden Alleyway Speakeasies</w:t>
+        <w:t>The Subterranean Realm: Hidden Alleyway Speakeasies</w:t>
       </w:r>
     </w:p>
     <w:p>
@@ -926,7 +926,7 @@
           <w:color w:val="1B365D"/>
           <w:sz w:val="32"/>
         </w:rPr>
-        <w:t>5. Curated Beverage Tariff Matrix (2026 Reference)</w:t>
+        <w:t>Curated Beverage Tariff Matrix (2026 Reference)</w:t>
       </w:r>
     </w:p>
     <w:tbl>
@@ -1541,7 +1541,7 @@
           <w:color w:val="1B365D"/>
           <w:sz w:val="32"/>
         </w:rPr>
-        <w:t>6. Field Protocols for Nocturnal Elegance</w:t>
+        <w:t>Field Protocols for Nocturnal Elegance</w:t>
       </w:r>
     </w:p>
     <w:p>
@@ -1667,7 +1667,7 @@
           <w:color w:val="1B365D"/>
           <w:sz w:val="32"/>
         </w:rPr>
-        <w:t>7. Epilogue: Toasting the Eternal Metropolis</w:t>
+        <w:t>Epilogue: Toasting the Eternal Metropolis</w:t>
       </w:r>
     </w:p>
     <w:p>

--- a/content-pipeline/campaign-ben-thanh/word/011_best-rooftop-bars-near-ben-thanh.docx
+++ b/content-pipeline/campaign-ben-thanh/word/011_best-rooftop-bars-near-ben-thanh.docx
@@ -157,7 +157,7 @@
           <w:color w:val="1B365D"/>
           <w:sz w:val="32"/>
         </w:rPr>
-        <w:t>Introduction: When Saigon Kindles Her Constellations</w:t>
+        <w:t>When Saigon Kindles Her Constellations</w:t>
       </w:r>
     </w:p>
     <w:p>
@@ -210,7 +210,7 @@
           <w:color w:val="1B365D"/>
           <w:sz w:val="32"/>
         </w:rPr>
-        <w:t>Terroir Mixology: The Rise of Vietnamese Craft Cocktails</w:t>
+        <w:t>Craft Cocktails with Local Flavors: Kumquat, Betel Leaf &amp; Lotus Seeds</w:t>
       </w:r>
     </w:p>
     <w:p>
@@ -785,7 +785,7 @@
           <w:color w:val="1B365D"/>
           <w:sz w:val="32"/>
         </w:rPr>
-        <w:t>The Subterranean Realm: Hidden Alleyway Speakeasies</w:t>
+        <w:t>Hidden Speakeasies: Tucked-Away Bars in District 1 Alleys</w:t>
       </w:r>
     </w:p>
     <w:p>

--- a/content-pipeline/campaign-ben-thanh/word/011_best-rooftop-bars-near-ben-thanh.docx
+++ b/content-pipeline/campaign-ben-thanh/word/011_best-rooftop-bars-near-ben-thanh.docx
@@ -1657,6 +1657,296 @@
     </w:p>
     <w:p>
       <w:pPr>
+        <w:spacing w:before="120" w:after="120"/>
+        <w:jc w:val="center"/>
+      </w:pPr>
+      <w:r>
+        <w:rPr>
+          <w:color w:val="CBD5E1"/>
+        </w:rPr>
+        <w:t>―――――――――――――――――――――――――――――――――――――――――――――</w:t>
+      </w:r>
+    </w:p>
+    <w:p>
+      <w:pPr>
+        <w:keepNext/>
+        <w:spacing w:before="320" w:after="120" w:line="276" w:lineRule="auto"/>
+      </w:pPr>
+      <w:r>
+        <w:rPr>
+          <w:rFonts w:ascii="Calibri" w:hAnsi="Calibri"/>
+          <w:b/>
+          <w:color w:val="1B365D"/>
+          <w:sz w:val="32"/>
+        </w:rPr>
+        <w:t>🗺️ Curated Cluster Connections</w:t>
+      </w:r>
+    </w:p>
+    <w:p>
+      <w:pPr>
+        <w:spacing w:before="40" w:after="120" w:line="276" w:lineRule="auto"/>
+      </w:pPr>
+      <w:r>
+        <w:rPr>
+          <w:rFonts w:ascii="Calibri" w:hAnsi="Calibri"/>
+          <w:color w:val="1E293B"/>
+          <w:sz w:val="21"/>
+        </w:rPr>
+        <w:t>To help you navigate District 1 with ease, explore our companion heritage guides:</w:t>
+      </w:r>
+      <w:r>
+        <w:rPr>
+          <w:rFonts w:ascii="Calibri" w:hAnsi="Calibri"/>
+          <w:color w:val="1E293B"/>
+          <w:sz w:val="21"/>
+        </w:rPr>
+      </w:r>
+      <w:r>
+        <w:rPr>
+          <w:rFonts w:ascii="Calibri" w:hAnsi="Calibri"/>
+          <w:color w:val="1E293B"/>
+          <w:sz w:val="21"/>
+        </w:rPr>
+        <w:br/>
+        <w:t xml:space="preserve">- </w:t>
+      </w:r>
+      <w:r>
+        <w:rPr>
+          <w:rFonts w:ascii="Calibri" w:hAnsi="Calibri"/>
+          <w:b/>
+          <w:color w:val="1E293B"/>
+          <w:sz w:val="21"/>
+        </w:rPr>
+        <w:t>Things to Do Near Ben Thanh Market:</w:t>
+      </w:r>
+      <w:r>
+        <w:rPr>
+          <w:rFonts w:ascii="Calibri" w:hAnsi="Calibri"/>
+          <w:color w:val="1E293B"/>
+          <w:sz w:val="21"/>
+        </w:rPr>
+        <w:t xml:space="preserve"> overlooking the historic district detailed in </w:t>
+      </w:r>
+      <w:r>
+        <w:rPr>
+          <w:rFonts w:ascii="Calibri" w:hAnsi="Calibri"/>
+          <w:color w:val="1E293B"/>
+          <w:sz w:val="21"/>
+          <w:u w:val="single"/>
+        </w:rPr>
+        <w:t>things to do near Ben Thanh Market</w:t>
+      </w:r>
+      <w:r>
+        <w:rPr>
+          <w:rFonts w:ascii="Calibri" w:hAnsi="Calibri"/>
+          <w:color w:val="1E293B"/>
+          <w:sz w:val="21"/>
+        </w:rPr>
+        <w:t>.</w:t>
+      </w:r>
+      <w:r>
+        <w:rPr>
+          <w:rFonts w:ascii="Calibri" w:hAnsi="Calibri"/>
+          <w:color w:val="1E293B"/>
+          <w:sz w:val="21"/>
+        </w:rPr>
+      </w:r>
+      <w:r>
+        <w:rPr>
+          <w:rFonts w:ascii="Calibri" w:hAnsi="Calibri"/>
+          <w:color w:val="1E293B"/>
+          <w:sz w:val="21"/>
+        </w:rPr>
+        <w:br/>
+        <w:t xml:space="preserve">- </w:t>
+      </w:r>
+      <w:r>
+        <w:rPr>
+          <w:rFonts w:ascii="Calibri" w:hAnsi="Calibri"/>
+          <w:b/>
+          <w:color w:val="1E293B"/>
+          <w:sz w:val="21"/>
+        </w:rPr>
+        <w:t>Ben Thanh Market Food Guide:</w:t>
+      </w:r>
+      <w:r>
+        <w:rPr>
+          <w:rFonts w:ascii="Calibri" w:hAnsi="Calibri"/>
+          <w:color w:val="1E293B"/>
+          <w:sz w:val="21"/>
+        </w:rPr>
+        <w:t xml:space="preserve"> dining at local stalls with our </w:t>
+      </w:r>
+      <w:r>
+        <w:rPr>
+          <w:rFonts w:ascii="Calibri" w:hAnsi="Calibri"/>
+          <w:color w:val="1E293B"/>
+          <w:sz w:val="21"/>
+          <w:u w:val="single"/>
+        </w:rPr>
+        <w:t>Ben Thanh Market food guide</w:t>
+      </w:r>
+      <w:r>
+        <w:rPr>
+          <w:rFonts w:ascii="Calibri" w:hAnsi="Calibri"/>
+          <w:color w:val="1E293B"/>
+          <w:sz w:val="21"/>
+        </w:rPr>
+        <w:t xml:space="preserve"> before evening drinks.</w:t>
+      </w:r>
+      <w:r>
+        <w:rPr>
+          <w:rFonts w:ascii="Calibri" w:hAnsi="Calibri"/>
+          <w:color w:val="1E293B"/>
+          <w:sz w:val="21"/>
+        </w:rPr>
+      </w:r>
+      <w:r>
+        <w:rPr>
+          <w:rFonts w:ascii="Calibri" w:hAnsi="Calibri"/>
+          <w:color w:val="1E293B"/>
+          <w:sz w:val="21"/>
+        </w:rPr>
+        <w:br/>
+        <w:t xml:space="preserve">- </w:t>
+      </w:r>
+      <w:r>
+        <w:rPr>
+          <w:rFonts w:ascii="Calibri" w:hAnsi="Calibri"/>
+          <w:b/>
+          <w:color w:val="1E293B"/>
+          <w:sz w:val="21"/>
+        </w:rPr>
+        <w:t>Secret Apartment Cafes:</w:t>
+      </w:r>
+      <w:r>
+        <w:rPr>
+          <w:rFonts w:ascii="Calibri" w:hAnsi="Calibri"/>
+          <w:color w:val="1E293B"/>
+          <w:sz w:val="21"/>
+        </w:rPr>
+        <w:t xml:space="preserve"> spending a quiet afternoon in </w:t>
+      </w:r>
+      <w:r>
+        <w:rPr>
+          <w:rFonts w:ascii="Calibri" w:hAnsi="Calibri"/>
+          <w:color w:val="1E293B"/>
+          <w:sz w:val="21"/>
+          <w:u w:val="single"/>
+        </w:rPr>
+        <w:t>secret apartment cafes near Ben Thanh</w:t>
+      </w:r>
+      <w:r>
+        <w:rPr>
+          <w:rFonts w:ascii="Calibri" w:hAnsi="Calibri"/>
+          <w:color w:val="1E293B"/>
+          <w:sz w:val="21"/>
+        </w:rPr>
+        <w:t>.</w:t>
+      </w:r>
+      <w:r>
+        <w:rPr>
+          <w:rFonts w:ascii="Calibri" w:hAnsi="Calibri"/>
+          <w:color w:val="1E293B"/>
+          <w:sz w:val="21"/>
+        </w:rPr>
+      </w:r>
+      <w:r>
+        <w:rPr>
+          <w:rFonts w:ascii="Calibri" w:hAnsi="Calibri"/>
+          <w:color w:val="1E293B"/>
+          <w:sz w:val="21"/>
+        </w:rPr>
+        <w:br/>
+        <w:t xml:space="preserve">- </w:t>
+      </w:r>
+      <w:r>
+        <w:rPr>
+          <w:rFonts w:ascii="Calibri" w:hAnsi="Calibri"/>
+          <w:b/>
+          <w:color w:val="1E293B"/>
+          <w:sz w:val="21"/>
+        </w:rPr>
+        <w:t>Boutique Hotels Near Ben Thanh:</w:t>
+      </w:r>
+      <w:r>
+        <w:rPr>
+          <w:rFonts w:ascii="Calibri" w:hAnsi="Calibri"/>
+          <w:color w:val="1E293B"/>
+          <w:sz w:val="21"/>
+        </w:rPr>
+        <w:t xml:space="preserve"> staying nearby at properties featured in our </w:t>
+      </w:r>
+      <w:r>
+        <w:rPr>
+          <w:rFonts w:ascii="Calibri" w:hAnsi="Calibri"/>
+          <w:color w:val="1E293B"/>
+          <w:sz w:val="21"/>
+          <w:u w:val="single"/>
+        </w:rPr>
+        <w:t>boutique hotels near Ben Thanh</w:t>
+      </w:r>
+      <w:r>
+        <w:rPr>
+          <w:rFonts w:ascii="Calibri" w:hAnsi="Calibri"/>
+          <w:color w:val="1E293B"/>
+          <w:sz w:val="21"/>
+        </w:rPr>
+        <w:t xml:space="preserve"> guide.</w:t>
+      </w:r>
+      <w:r>
+        <w:rPr>
+          <w:rFonts w:ascii="Calibri" w:hAnsi="Calibri"/>
+          <w:color w:val="1E293B"/>
+          <w:sz w:val="21"/>
+        </w:rPr>
+      </w:r>
+      <w:r>
+        <w:rPr>
+          <w:rFonts w:ascii="Calibri" w:hAnsi="Calibri"/>
+          <w:color w:val="1E293B"/>
+          <w:sz w:val="21"/>
+        </w:rPr>
+        <w:br/>
+        <w:t xml:space="preserve">- </w:t>
+      </w:r>
+      <w:r>
+        <w:rPr>
+          <w:rFonts w:ascii="Calibri" w:hAnsi="Calibri"/>
+          <w:b/>
+          <w:color w:val="1E293B"/>
+          <w:sz w:val="21"/>
+        </w:rPr>
+        <w:t>Tan Son Nhat Airport Transfer Guide:</w:t>
+      </w:r>
+      <w:r>
+        <w:rPr>
+          <w:rFonts w:ascii="Calibri" w:hAnsi="Calibri"/>
+          <w:color w:val="1E293B"/>
+          <w:sz w:val="21"/>
+        </w:rPr>
+        <w:t xml:space="preserve"> heading to late-night flights with our </w:t>
+      </w:r>
+      <w:r>
+        <w:rPr>
+          <w:rFonts w:ascii="Calibri" w:hAnsi="Calibri"/>
+          <w:color w:val="1E293B"/>
+          <w:sz w:val="21"/>
+          <w:u w:val="single"/>
+        </w:rPr>
+        <w:t>Tan Son Nhat airport to Ben Thanh transfer guide</w:t>
+      </w:r>
+      <w:r>
+        <w:rPr>
+          <w:rFonts w:ascii="Calibri" w:hAnsi="Calibri"/>
+          <w:color w:val="1E293B"/>
+          <w:sz w:val="21"/>
+        </w:rPr>
+        <w:t>.</w:t>
+      </w:r>
+    </w:p>
+    <w:p>
+      <w:pPr>
         <w:keepNext/>
         <w:spacing w:before="320" w:after="120" w:line="276" w:lineRule="auto"/>
       </w:pPr>
